--- a/Files/01 - Bereshis/02 - Noach/5784/Noach 5784 (1)/Noach 5784.docx
+++ b/Files/01 - Bereshis/02 - Noach/5784/Noach 5784 (1)/Noach 5784.docx
@@ -128,7 +128,7 @@
         <w:rPr>
           <w:rFonts w:ascii="Times New Roman" w:hAnsi="Times New Roman" w:cs="Times New Roman"/>
         </w:rPr>
-        <w:t xml:space="preserve"> even a</w:t>
+        <w:t xml:space="preserve"> even a </w:t>
       </w:r>
       <w:r>
         <w:rPr>

--- a/Files/01 - Bereshis/02 - Noach/5784/Noach 5784 (1)/Noach 5784.docx
+++ b/Files/01 - Bereshis/02 - Noach/5784/Noach 5784 (1)/Noach 5784.docx
@@ -109,7 +109,6 @@
         </w:rPr>
         <w:t xml:space="preserve"> to have </w:t>
       </w:r>
-      <w:proofErr w:type="gramStart"/>
       <w:r>
         <w:rPr>
           <w:rFonts w:ascii="Times New Roman" w:hAnsi="Times New Roman" w:cs="Times New Roman" w:hint="cs"/>
@@ -121,14 +120,7 @@
         <w:rPr>
           <w:rFonts w:ascii="Times New Roman" w:hAnsi="Times New Roman" w:cs="Times New Roman"/>
         </w:rPr>
-        <w:t>,</w:t>
-      </w:r>
-      <w:proofErr w:type="gramEnd"/>
-      <w:r>
-        <w:rPr>
-          <w:rFonts w:ascii="Times New Roman" w:hAnsi="Times New Roman" w:cs="Times New Roman"/>
-        </w:rPr>
-        <w:t xml:space="preserve"> even a </w:t>
+        <w:t>, even a</w:t>
       </w:r>
       <w:r>
         <w:rPr>
@@ -894,14 +886,7 @@
         <w:rPr>
           <w:rFonts w:ascii="Times New Roman" w:hAnsi="Times New Roman" w:cs="Times New Roman"/>
         </w:rPr>
-        <w:t xml:space="preserve">? </w:t>
-      </w:r>
-      <w:proofErr w:type="spellStart"/>
-      <w:r>
-        <w:rPr>
-          <w:rFonts w:ascii="Times New Roman" w:hAnsi="Times New Roman" w:cs="Times New Roman"/>
-        </w:rPr>
-        <w:t>Ain</w:t>
+        <w:t>? Ain</w:t>
       </w:r>
       <w:r>
         <w:rPr>
@@ -913,14 +898,7 @@
         <w:rPr>
           <w:rFonts w:ascii="Times New Roman" w:hAnsi="Times New Roman" w:cs="Times New Roman"/>
         </w:rPr>
-        <w:t>t</w:t>
-      </w:r>
-      <w:proofErr w:type="spellEnd"/>
-      <w:r>
-        <w:rPr>
-          <w:rFonts w:ascii="Times New Roman" w:hAnsi="Times New Roman" w:cs="Times New Roman"/>
-        </w:rPr>
-        <w:t xml:space="preserve"> nowhere in the </w:t>
+        <w:t xml:space="preserve">t nowhere in the </w:t>
       </w:r>
       <w:r>
         <w:rPr>
@@ -1052,7 +1030,19 @@
         <w:rPr>
           <w:rFonts w:ascii="Times New Roman" w:hAnsi="Times New Roman" w:cs="Times New Roman"/>
         </w:rPr>
-        <w:t xml:space="preserve">. So Nimrod said </w:t>
+        <w:t>. So Nimrod said</w:t>
+      </w:r>
+      <w:r>
+        <w:rPr>
+          <w:rFonts w:ascii="Times New Roman" w:hAnsi="Times New Roman" w:cs="Times New Roman"/>
+        </w:rPr>
+        <w:t>,</w:t>
+      </w:r>
+      <w:r>
+        <w:rPr>
+          <w:rFonts w:ascii="Times New Roman" w:hAnsi="Times New Roman" w:cs="Times New Roman"/>
+        </w:rPr>
+        <w:t xml:space="preserve"> </w:t>
       </w:r>
       <w:r>
         <w:rPr>
@@ -1145,7 +1135,19 @@
         <w:rPr>
           <w:rFonts w:ascii="Times New Roman" w:hAnsi="Times New Roman" w:cs="Times New Roman"/>
         </w:rPr>
-        <w:t>” He said “L</w:t>
+        <w:t>” He said</w:t>
+      </w:r>
+      <w:r>
+        <w:rPr>
+          <w:rFonts w:ascii="Times New Roman" w:hAnsi="Times New Roman" w:cs="Times New Roman"/>
+        </w:rPr>
+        <w:t>,</w:t>
+      </w:r>
+      <w:r>
+        <w:rPr>
+          <w:rFonts w:ascii="Times New Roman" w:hAnsi="Times New Roman" w:cs="Times New Roman"/>
+        </w:rPr>
+        <w:t xml:space="preserve"> “L</w:t>
       </w:r>
       <w:r>
         <w:rPr>
@@ -1697,36 +1699,14 @@
         <w:rPr>
           <w:rFonts w:ascii="Times New Roman" w:hAnsi="Times New Roman" w:cs="Times New Roman"/>
         </w:rPr>
-        <w:t xml:space="preserve">July </w:t>
-      </w:r>
-      <w:proofErr w:type="gramStart"/>
-      <w:r>
-        <w:rPr>
-          <w:rFonts w:ascii="Times New Roman" w:hAnsi="Times New Roman" w:cs="Times New Roman"/>
-        </w:rPr>
-        <w:t>4th,</w:t>
-      </w:r>
-      <w:proofErr w:type="gramEnd"/>
-      <w:r>
-        <w:rPr>
-          <w:rFonts w:ascii="Times New Roman" w:hAnsi="Times New Roman" w:cs="Times New Roman"/>
-        </w:rPr>
-        <w:t xml:space="preserve"> the French have their day, July 14th. The Mexicans have </w:t>
-      </w:r>
-      <w:r>
-        <w:rPr>
-          <w:rFonts w:ascii="Times New Roman" w:hAnsi="Times New Roman" w:cs="Times New Roman"/>
-        </w:rPr>
-        <w:t xml:space="preserve">José de </w:t>
-      </w:r>
-      <w:proofErr w:type="spellStart"/>
-      <w:r>
-        <w:rPr>
-          <w:rFonts w:ascii="Times New Roman" w:hAnsi="Times New Roman" w:cs="Times New Roman"/>
-        </w:rPr>
-        <w:t>Martín</w:t>
-      </w:r>
-      <w:proofErr w:type="spellEnd"/>
+        <w:t xml:space="preserve">July 4th, the French have their day, July 14th. The Mexicans have </w:t>
+      </w:r>
+      <w:r>
+        <w:rPr>
+          <w:rFonts w:ascii="Times New Roman" w:hAnsi="Times New Roman" w:cs="Times New Roman"/>
+        </w:rPr>
+        <w:t>José de Martín</w:t>
+      </w:r>
       <w:r>
         <w:rPr>
           <w:rFonts w:ascii="Times New Roman" w:hAnsi="Times New Roman" w:cs="Times New Roman"/>
@@ -1788,18 +1768,212 @@
         <w:rPr>
           <w:rFonts w:ascii="Times New Roman" w:hAnsi="Times New Roman" w:cs="Times New Roman"/>
         </w:rPr>
-        <w:t xml:space="preserve"> </w:t>
-      </w:r>
-      <w:proofErr w:type="spellStart"/>
-      <w:proofErr w:type="gramStart"/>
-      <w:r>
-        <w:rPr>
-          <w:rFonts w:ascii="Times New Roman" w:hAnsi="Times New Roman" w:cs="Times New Roman"/>
-        </w:rPr>
-        <w:t>haggadah</w:t>
-      </w:r>
-      <w:proofErr w:type="spellEnd"/>
-      <w:proofErr w:type="gramEnd"/>
+        <w:t xml:space="preserve"> haggadah,</w:t>
+      </w:r>
+      <w:r>
+        <w:rPr>
+          <w:rFonts w:ascii="Times New Roman" w:hAnsi="Times New Roman" w:cs="Times New Roman"/>
+        </w:rPr>
+        <w:t xml:space="preserve"> </w:t>
+      </w:r>
+      <w:r>
+        <w:rPr>
+          <w:rFonts w:ascii="Times New Roman" w:hAnsi="Times New Roman" w:cs="Times New Roman" w:hint="cs"/>
+          <w:rtl/>
+        </w:rPr>
+        <w:t>מתחילין</w:t>
+      </w:r>
+      <w:r>
+        <w:rPr>
+          <w:rFonts w:ascii="Times New Roman" w:hAnsi="Times New Roman" w:cs="Times New Roman"/>
+          <w:rtl/>
+        </w:rPr>
+        <w:t xml:space="preserve"> </w:t>
+      </w:r>
+      <w:r>
+        <w:rPr>
+          <w:rFonts w:ascii="Times New Roman" w:hAnsi="Times New Roman" w:cs="Times New Roman" w:hint="cs"/>
+          <w:rtl/>
+        </w:rPr>
+        <w:t>בגנות</w:t>
+      </w:r>
+      <w:r>
+        <w:rPr>
+          <w:rFonts w:ascii="Times New Roman" w:hAnsi="Times New Roman" w:cs="Times New Roman"/>
+          <w:rtl/>
+        </w:rPr>
+        <w:t xml:space="preserve"> </w:t>
+      </w:r>
+      <w:r>
+        <w:rPr>
+          <w:rFonts w:ascii="Times New Roman" w:hAnsi="Times New Roman" w:cs="Times New Roman" w:hint="cs"/>
+          <w:rtl/>
+        </w:rPr>
+        <w:t>ומסיימין</w:t>
+      </w:r>
+      <w:r>
+        <w:rPr>
+          <w:rFonts w:ascii="Times New Roman" w:hAnsi="Times New Roman" w:cs="Times New Roman"/>
+          <w:rtl/>
+        </w:rPr>
+        <w:t xml:space="preserve"> </w:t>
+      </w:r>
+      <w:r>
+        <w:rPr>
+          <w:rFonts w:ascii="Times New Roman" w:hAnsi="Times New Roman" w:cs="Times New Roman" w:hint="cs"/>
+          <w:rtl/>
+        </w:rPr>
+        <w:t>בשבח</w:t>
+      </w:r>
+      <w:r>
+        <w:rPr>
+          <w:rFonts w:ascii="Times New Roman" w:hAnsi="Times New Roman" w:cs="Times New Roman"/>
+        </w:rPr>
+        <w:t>.</w:t>
+      </w:r>
+      <w:r>
+        <w:rPr>
+          <w:rFonts w:ascii="Times New Roman" w:hAnsi="Times New Roman" w:cs="Times New Roman"/>
+        </w:rPr>
+        <w:t xml:space="preserve"> So we say </w:t>
+      </w:r>
+      <w:r>
+        <w:rPr>
+          <w:rFonts w:ascii="Times New Roman" w:hAnsi="Times New Roman" w:cs="Times New Roman" w:hint="cs"/>
+          <w:rtl/>
+        </w:rPr>
+        <w:t>מִתְּחִלָּה</w:t>
+      </w:r>
+      <w:r>
+        <w:rPr>
+          <w:rFonts w:ascii="Times New Roman" w:hAnsi="Times New Roman" w:cs="Times New Roman"/>
+          <w:rtl/>
+        </w:rPr>
+        <w:t xml:space="preserve"> </w:t>
+      </w:r>
+      <w:r>
+        <w:rPr>
+          <w:rFonts w:ascii="Times New Roman" w:hAnsi="Times New Roman" w:cs="Times New Roman" w:hint="cs"/>
+          <w:rtl/>
+        </w:rPr>
+        <w:t>עוֹבְדֵי</w:t>
+      </w:r>
+      <w:r>
+        <w:rPr>
+          <w:rFonts w:ascii="Times New Roman" w:hAnsi="Times New Roman" w:cs="Times New Roman"/>
+          <w:rtl/>
+        </w:rPr>
+        <w:t xml:space="preserve"> </w:t>
+      </w:r>
+      <w:r>
+        <w:rPr>
+          <w:rFonts w:ascii="Times New Roman" w:hAnsi="Times New Roman" w:cs="Times New Roman" w:hint="cs"/>
+          <w:rtl/>
+        </w:rPr>
+        <w:t>עֲבוֹדָה</w:t>
+      </w:r>
+      <w:r>
+        <w:rPr>
+          <w:rFonts w:ascii="Times New Roman" w:hAnsi="Times New Roman" w:cs="Times New Roman"/>
+          <w:rtl/>
+        </w:rPr>
+        <w:t xml:space="preserve"> </w:t>
+      </w:r>
+      <w:r>
+        <w:rPr>
+          <w:rFonts w:ascii="Times New Roman" w:hAnsi="Times New Roman" w:cs="Times New Roman" w:hint="cs"/>
+          <w:rtl/>
+        </w:rPr>
+        <w:t>זָרָה</w:t>
+      </w:r>
+      <w:r>
+        <w:rPr>
+          <w:rFonts w:ascii="Times New Roman" w:hAnsi="Times New Roman" w:cs="Times New Roman"/>
+          <w:rtl/>
+        </w:rPr>
+        <w:t xml:space="preserve"> </w:t>
+      </w:r>
+      <w:r>
+        <w:rPr>
+          <w:rFonts w:ascii="Times New Roman" w:hAnsi="Times New Roman" w:cs="Times New Roman" w:hint="cs"/>
+          <w:rtl/>
+        </w:rPr>
+        <w:t>הָיוּ</w:t>
+      </w:r>
+      <w:r>
+        <w:rPr>
+          <w:rFonts w:ascii="Times New Roman" w:hAnsi="Times New Roman" w:cs="Times New Roman"/>
+          <w:rtl/>
+        </w:rPr>
+        <w:t xml:space="preserve"> </w:t>
+      </w:r>
+      <w:r>
+        <w:rPr>
+          <w:rFonts w:ascii="Times New Roman" w:hAnsi="Times New Roman" w:cs="Times New Roman" w:hint="cs"/>
+          <w:rtl/>
+        </w:rPr>
+        <w:t>אֲבוֹתֵינוּ</w:t>
+      </w:r>
+      <w:r>
+        <w:rPr>
+          <w:rFonts w:ascii="Times New Roman" w:hAnsi="Times New Roman" w:cs="Times New Roman"/>
+        </w:rPr>
+        <w:t xml:space="preserve"> - </w:t>
+      </w:r>
+      <w:r>
+        <w:rPr>
+          <w:rFonts w:ascii="Times New Roman" w:hAnsi="Times New Roman" w:cs="Times New Roman"/>
+        </w:rPr>
+        <w:t xml:space="preserve">We started out little. We never claim our independence. We say </w:t>
+      </w:r>
+      <w:r>
+        <w:rPr>
+          <w:rFonts w:ascii="Times New Roman" w:hAnsi="Times New Roman" w:cs="Times New Roman" w:hint="cs"/>
+          <w:rtl/>
+        </w:rPr>
+        <w:t>הקדוש</w:t>
+      </w:r>
+      <w:r>
+        <w:rPr>
+          <w:rFonts w:ascii="Times New Roman" w:hAnsi="Times New Roman" w:cs="Times New Roman"/>
+          <w:rtl/>
+        </w:rPr>
+        <w:t xml:space="preserve"> </w:t>
+      </w:r>
+      <w:r>
+        <w:rPr>
+          <w:rFonts w:ascii="Times New Roman" w:hAnsi="Times New Roman" w:cs="Times New Roman" w:hint="cs"/>
+          <w:rtl/>
+        </w:rPr>
+        <w:t>ברוך</w:t>
+      </w:r>
+      <w:r>
+        <w:rPr>
+          <w:rFonts w:ascii="Times New Roman" w:hAnsi="Times New Roman" w:cs="Times New Roman"/>
+          <w:rtl/>
+        </w:rPr>
+        <w:t xml:space="preserve"> </w:t>
+      </w:r>
+      <w:r>
+        <w:rPr>
+          <w:rFonts w:ascii="Times New Roman" w:hAnsi="Times New Roman" w:cs="Times New Roman" w:hint="cs"/>
+          <w:rtl/>
+        </w:rPr>
+        <w:t>הוא</w:t>
+      </w:r>
+      <w:r>
+        <w:rPr>
+          <w:rFonts w:ascii="Times New Roman" w:hAnsi="Times New Roman" w:cs="Times New Roman"/>
+        </w:rPr>
+        <w:t xml:space="preserve"> took us out of </w:t>
+      </w:r>
+      <w:r>
+        <w:rPr>
+          <w:rFonts w:ascii="Times New Roman" w:hAnsi="Times New Roman" w:cs="Times New Roman" w:hint="cs"/>
+          <w:rtl/>
+        </w:rPr>
+        <w:t>מצרים</w:t>
+      </w:r>
       <w:r>
         <w:rPr>
           <w:rFonts w:ascii="Times New Roman" w:hAnsi="Times New Roman" w:cs="Times New Roman"/>
@@ -1814,153 +1988,15 @@
       </w:r>
       <w:r>
         <w:rPr>
-          <w:rFonts w:ascii="Times New Roman" w:hAnsi="Times New Roman" w:cs="Times New Roman" w:hint="cs"/>
-          <w:rtl/>
-        </w:rPr>
-        <w:t>מתחילין</w:t>
-      </w:r>
-      <w:r>
-        <w:rPr>
-          <w:rFonts w:ascii="Times New Roman" w:hAnsi="Times New Roman" w:cs="Times New Roman"/>
-          <w:rtl/>
-        </w:rPr>
-        <w:t xml:space="preserve"> </w:t>
-      </w:r>
-      <w:r>
-        <w:rPr>
-          <w:rFonts w:ascii="Times New Roman" w:hAnsi="Times New Roman" w:cs="Times New Roman" w:hint="cs"/>
-          <w:rtl/>
-        </w:rPr>
-        <w:t>בגנות</w:t>
-      </w:r>
-      <w:r>
-        <w:rPr>
-          <w:rFonts w:ascii="Times New Roman" w:hAnsi="Times New Roman" w:cs="Times New Roman"/>
-          <w:rtl/>
-        </w:rPr>
-        <w:t xml:space="preserve"> </w:t>
-      </w:r>
-      <w:r>
-        <w:rPr>
-          <w:rFonts w:ascii="Times New Roman" w:hAnsi="Times New Roman" w:cs="Times New Roman" w:hint="cs"/>
-          <w:rtl/>
-        </w:rPr>
-        <w:t>ומסיימין</w:t>
-      </w:r>
-      <w:r>
-        <w:rPr>
-          <w:rFonts w:ascii="Times New Roman" w:hAnsi="Times New Roman" w:cs="Times New Roman"/>
-          <w:rtl/>
-        </w:rPr>
-        <w:t xml:space="preserve"> </w:t>
-      </w:r>
-      <w:r>
-        <w:rPr>
-          <w:rFonts w:ascii="Times New Roman" w:hAnsi="Times New Roman" w:cs="Times New Roman" w:hint="cs"/>
-          <w:rtl/>
-        </w:rPr>
-        <w:t>בשבח</w:t>
-      </w:r>
-      <w:r>
-        <w:rPr>
-          <w:rFonts w:ascii="Times New Roman" w:hAnsi="Times New Roman" w:cs="Times New Roman"/>
-        </w:rPr>
-        <w:t>.</w:t>
-      </w:r>
-      <w:r>
-        <w:rPr>
-          <w:rFonts w:ascii="Times New Roman" w:hAnsi="Times New Roman" w:cs="Times New Roman"/>
-        </w:rPr>
-        <w:t xml:space="preserve"> So we say </w:t>
-      </w:r>
-      <w:r>
-        <w:rPr>
-          <w:rFonts w:ascii="Times New Roman" w:hAnsi="Times New Roman" w:cs="Times New Roman" w:hint="cs"/>
-          <w:rtl/>
-        </w:rPr>
-        <w:t>מִתְּחִלָּה</w:t>
-      </w:r>
-      <w:r>
-        <w:rPr>
-          <w:rFonts w:ascii="Times New Roman" w:hAnsi="Times New Roman" w:cs="Times New Roman"/>
-          <w:rtl/>
-        </w:rPr>
-        <w:t xml:space="preserve"> </w:t>
-      </w:r>
-      <w:r>
-        <w:rPr>
-          <w:rFonts w:ascii="Times New Roman" w:hAnsi="Times New Roman" w:cs="Times New Roman" w:hint="cs"/>
-          <w:rtl/>
-        </w:rPr>
-        <w:t>עוֹבְדֵי</w:t>
-      </w:r>
-      <w:r>
-        <w:rPr>
-          <w:rFonts w:ascii="Times New Roman" w:hAnsi="Times New Roman" w:cs="Times New Roman"/>
-          <w:rtl/>
-        </w:rPr>
-        <w:t xml:space="preserve"> </w:t>
-      </w:r>
-      <w:r>
-        <w:rPr>
-          <w:rFonts w:ascii="Times New Roman" w:hAnsi="Times New Roman" w:cs="Times New Roman" w:hint="cs"/>
-          <w:rtl/>
-        </w:rPr>
-        <w:t>עֲבוֹדָה</w:t>
-      </w:r>
-      <w:r>
-        <w:rPr>
-          <w:rFonts w:ascii="Times New Roman" w:hAnsi="Times New Roman" w:cs="Times New Roman"/>
-          <w:rtl/>
-        </w:rPr>
-        <w:t xml:space="preserve"> </w:t>
-      </w:r>
-      <w:r>
-        <w:rPr>
-          <w:rFonts w:ascii="Times New Roman" w:hAnsi="Times New Roman" w:cs="Times New Roman" w:hint="cs"/>
-          <w:rtl/>
-        </w:rPr>
-        <w:t>זָרָה</w:t>
-      </w:r>
-      <w:r>
-        <w:rPr>
-          <w:rFonts w:ascii="Times New Roman" w:hAnsi="Times New Roman" w:cs="Times New Roman"/>
-          <w:rtl/>
-        </w:rPr>
-        <w:t xml:space="preserve"> </w:t>
-      </w:r>
-      <w:r>
-        <w:rPr>
-          <w:rFonts w:ascii="Times New Roman" w:hAnsi="Times New Roman" w:cs="Times New Roman" w:hint="cs"/>
-          <w:rtl/>
-        </w:rPr>
-        <w:t>הָיוּ</w:t>
-      </w:r>
-      <w:r>
-        <w:rPr>
-          <w:rFonts w:ascii="Times New Roman" w:hAnsi="Times New Roman" w:cs="Times New Roman"/>
-          <w:rtl/>
-        </w:rPr>
-        <w:t xml:space="preserve"> </w:t>
-      </w:r>
-      <w:r>
-        <w:rPr>
-          <w:rFonts w:ascii="Times New Roman" w:hAnsi="Times New Roman" w:cs="Times New Roman" w:hint="cs"/>
-          <w:rtl/>
-        </w:rPr>
-        <w:t>אֲבוֹתֵינוּ</w:t>
-      </w:r>
-      <w:r>
-        <w:rPr>
-          <w:rFonts w:ascii="Times New Roman" w:hAnsi="Times New Roman" w:cs="Times New Roman"/>
-        </w:rPr>
-        <w:t xml:space="preserve"> - </w:t>
-      </w:r>
-      <w:r>
-        <w:rPr>
-          <w:rFonts w:ascii="Times New Roman" w:hAnsi="Times New Roman" w:cs="Times New Roman"/>
-        </w:rPr>
-        <w:t xml:space="preserve">We started out little. We never claim our independence. We say </w:t>
+          <w:rFonts w:ascii="Times New Roman" w:hAnsi="Times New Roman" w:cs="Times New Roman"/>
+        </w:rPr>
+        <w:t>n</w:t>
+      </w:r>
+      <w:r>
+        <w:rPr>
+          <w:rFonts w:ascii="Times New Roman" w:hAnsi="Times New Roman" w:cs="Times New Roman"/>
+        </w:rPr>
+        <w:t>o one else.</w:t>
       </w:r>
       <w:r>
         <w:rPr>
@@ -2001,78 +2037,6 @@
         <w:rPr>
           <w:rFonts w:ascii="Times New Roman" w:hAnsi="Times New Roman" w:cs="Times New Roman"/>
         </w:rPr>
-        <w:t xml:space="preserve"> took us out of </w:t>
-      </w:r>
-      <w:r>
-        <w:rPr>
-          <w:rFonts w:ascii="Times New Roman" w:hAnsi="Times New Roman" w:cs="Times New Roman" w:hint="cs"/>
-          <w:rtl/>
-        </w:rPr>
-        <w:t>מצרים</w:t>
-      </w:r>
-      <w:r>
-        <w:rPr>
-          <w:rFonts w:ascii="Times New Roman" w:hAnsi="Times New Roman" w:cs="Times New Roman"/>
-        </w:rPr>
-        <w:t>,</w:t>
-      </w:r>
-      <w:r>
-        <w:rPr>
-          <w:rFonts w:ascii="Times New Roman" w:hAnsi="Times New Roman" w:cs="Times New Roman"/>
-        </w:rPr>
-        <w:t xml:space="preserve"> </w:t>
-      </w:r>
-      <w:r>
-        <w:rPr>
-          <w:rFonts w:ascii="Times New Roman" w:hAnsi="Times New Roman" w:cs="Times New Roman"/>
-        </w:rPr>
-        <w:t>n</w:t>
-      </w:r>
-      <w:r>
-        <w:rPr>
-          <w:rFonts w:ascii="Times New Roman" w:hAnsi="Times New Roman" w:cs="Times New Roman"/>
-        </w:rPr>
-        <w:t>o one else.</w:t>
-      </w:r>
-      <w:r>
-        <w:rPr>
-          <w:rFonts w:ascii="Times New Roman" w:hAnsi="Times New Roman" w:cs="Times New Roman" w:hint="cs"/>
-          <w:rtl/>
-        </w:rPr>
-        <w:t>הקדוש</w:t>
-      </w:r>
-      <w:r>
-        <w:rPr>
-          <w:rFonts w:ascii="Times New Roman" w:hAnsi="Times New Roman" w:cs="Times New Roman"/>
-          <w:rtl/>
-        </w:rPr>
-        <w:t xml:space="preserve"> </w:t>
-      </w:r>
-      <w:r>
-        <w:rPr>
-          <w:rFonts w:ascii="Times New Roman" w:hAnsi="Times New Roman" w:cs="Times New Roman" w:hint="cs"/>
-          <w:rtl/>
-        </w:rPr>
-        <w:t>ברוך</w:t>
-      </w:r>
-      <w:r>
-        <w:rPr>
-          <w:rFonts w:ascii="Times New Roman" w:hAnsi="Times New Roman" w:cs="Times New Roman"/>
-          <w:rtl/>
-        </w:rPr>
-        <w:t xml:space="preserve"> </w:t>
-      </w:r>
-      <w:r>
-        <w:rPr>
-          <w:rFonts w:ascii="Times New Roman" w:hAnsi="Times New Roman" w:cs="Times New Roman" w:hint="cs"/>
-          <w:rtl/>
-        </w:rPr>
-        <w:t>הוא</w:t>
-      </w:r>
-      <w:r>
-        <w:rPr>
-          <w:rFonts w:ascii="Times New Roman" w:hAnsi="Times New Roman" w:cs="Times New Roman"/>
-        </w:rPr>
         <w:t xml:space="preserve"> is the one who</w:t>
       </w:r>
       <w:r>
@@ -2181,21 +2145,7 @@
         <w:rPr>
           <w:rFonts w:ascii="Times New Roman" w:hAnsi="Times New Roman" w:cs="Times New Roman"/>
         </w:rPr>
-        <w:t xml:space="preserve">s </w:t>
-      </w:r>
-      <w:proofErr w:type="gramStart"/>
-      <w:r>
-        <w:rPr>
-          <w:rFonts w:ascii="Times New Roman" w:hAnsi="Times New Roman" w:cs="Times New Roman"/>
-        </w:rPr>
-        <w:t>very</w:t>
-      </w:r>
-      <w:proofErr w:type="gramEnd"/>
-      <w:r>
-        <w:rPr>
-          <w:rFonts w:ascii="Times New Roman" w:hAnsi="Times New Roman" w:cs="Times New Roman"/>
-        </w:rPr>
-        <w:t xml:space="preserve"> </w:t>
+        <w:t xml:space="preserve">s very </w:t>
       </w:r>
       <w:r>
         <w:rPr>
@@ -2438,21 +2388,7 @@
         <w:rPr>
           <w:rFonts w:ascii="Times New Roman" w:hAnsi="Times New Roman" w:cs="Times New Roman"/>
         </w:rPr>
-        <w:t xml:space="preserve"> surpassed him in so </w:t>
-      </w:r>
-      <w:proofErr w:type="gramStart"/>
-      <w:r>
-        <w:rPr>
-          <w:rFonts w:ascii="Times New Roman" w:hAnsi="Times New Roman" w:cs="Times New Roman"/>
-        </w:rPr>
-        <w:t>many</w:t>
-      </w:r>
-      <w:proofErr w:type="gramEnd"/>
-      <w:r>
-        <w:rPr>
-          <w:rFonts w:ascii="Times New Roman" w:hAnsi="Times New Roman" w:cs="Times New Roman"/>
-        </w:rPr>
-        <w:t xml:space="preserve"> ways. We</w:t>
+        <w:t xml:space="preserve"> surpassed him in so many ways. We</w:t>
       </w:r>
       <w:r>
         <w:rPr>
@@ -2480,7 +2416,6 @@
         </w:rPr>
         <w:t xml:space="preserve"> </w:t>
       </w:r>
-      <w:proofErr w:type="gramStart"/>
       <w:r>
         <w:rPr>
           <w:rFonts w:ascii="Times New Roman" w:hAnsi="Times New Roman" w:cs="Times New Roman" w:hint="cs"/>
@@ -2492,14 +2427,7 @@
         <w:rPr>
           <w:rFonts w:ascii="Times New Roman" w:hAnsi="Times New Roman" w:cs="Times New Roman"/>
         </w:rPr>
-        <w:t>,</w:t>
-      </w:r>
-      <w:proofErr w:type="gramEnd"/>
-      <w:r>
-        <w:rPr>
-          <w:rFonts w:ascii="Times New Roman" w:hAnsi="Times New Roman" w:cs="Times New Roman"/>
-        </w:rPr>
-        <w:t xml:space="preserve"> we</w:t>
+        <w:t>, we</w:t>
       </w:r>
       <w:r>
         <w:rPr>

--- a/Files/01 - Bereshis/02 - Noach/5784/Noach 5784 (1)/Noach 5784.docx
+++ b/Files/01 - Bereshis/02 - Noach/5784/Noach 5784 (1)/Noach 5784.docx
@@ -120,7 +120,7 @@
         <w:rPr>
           <w:rFonts w:ascii="Times New Roman" w:hAnsi="Times New Roman" w:cs="Times New Roman"/>
         </w:rPr>
-        <w:t>, even a</w:t>
+        <w:t xml:space="preserve">, even a </w:t>
       </w:r>
       <w:r>
         <w:rPr>
